--- a/doc/word/05-Mockup-Screen-Curation.docx
+++ b/doc/word/05-Mockup-Screen-Curation.docx
@@ -87,10 +87,48 @@
         <w:rPr>
           <w:b/>
         </w:rPr>
-        <w:t>Outstanding asset:</w:t>
+        <w:t>Asset status:</w:t>
       </w:r>
       <w:r>
-        <w:t xml:space="preserve"> the approved per-theme wordmark, the C2S short mark and the favicons. The mockup carries a clearly marked placeholder in the sidebar brand block and flags it in the file. Please supply the asset pack and its installed location.</w:t>
+        <w:t xml:space="preserve"> the approved per-theme wordmark, short mark and favicons are present on branch </w:t>
+      </w:r>
+      <w:r>
+        <w:rPr>
+          <w:rFonts w:ascii="Consolas" w:hAnsi="Consolas"/>
+        </w:rPr>
+        <w:t>DEV</w:t>
+      </w:r>
+      <w:r>
+        <w:t xml:space="preserve"> at </w:t>
+      </w:r>
+      <w:r>
+        <w:rPr>
+          <w:rFonts w:ascii="Consolas" w:hAnsi="Consolas"/>
+        </w:rPr>
+        <w:t>.claude/skills/ui-ux-design/assets/</w:t>
+      </w:r>
+      <w:r>
+        <w:t xml:space="preserve"> (verified). The mockup still renders a marked text placeholder in the brand block, because the authoritative copy and the</w:t>
+      </w:r>
+    </w:p>
+    <w:p>
+      <w:r>
+        <w:rPr>
+          <w:rFonts w:ascii="Consolas" w:hAnsi="Consolas"/>
+        </w:rPr>
+        <w:t>&lt;BRAND_ASSETS_PATH&gt;</w:t>
+      </w:r>
+      <w:r>
+        <w:t xml:space="preserve"> install location are not yet confirmed and </w:t>
+      </w:r>
+      <w:r>
+        <w:rPr>
+          <w:rFonts w:ascii="Consolas" w:hAnsi="Consolas"/>
+        </w:rPr>
+        <w:t>ui-ux-quality.md</w:t>
+      </w:r>
+      <w:r>
+        <w:t xml:space="preserve"> requires that path to be asked for rather than chosen. Confirm both and the placeholder is replaced.</w:t>
       </w:r>
     </w:p>
     <w:p>
@@ -3158,7 +3196,16 @@
         <w:t>Known placeholder:</w:t>
       </w:r>
       <w:r>
-        <w:t xml:space="preserve"> the brand assets. The mockup carries a marked placeholder in the brand block and an HTML comment naming the missing asset. </w:t>
+        <w:t xml:space="preserve"> the brand mark. The assets exist on </w:t>
+      </w:r>
+      <w:r>
+        <w:rPr>
+          <w:rFonts w:ascii="Consolas" w:hAnsi="Consolas"/>
+        </w:rPr>
+        <w:t>DEV</w:t>
+      </w:r>
+      <w:r>
+        <w:t xml:space="preserve"> (see section 1); the mockup still shows a marked text placeholder and an HTML comment, pending confirmation of the authoritative copy and the install path. </w:t>
       </w:r>
       <w:r>
         <w:rPr>
@@ -3167,7 +3214,7 @@
         <w:t>Impact:</w:t>
       </w:r>
       <w:r>
-        <w:t xml:space="preserve"> the sidebar brand block and the sign-in screen cannot be signed off visually until the approved asset pack arrives.</w:t>
+        <w:t xml:space="preserve"> the sidebar brand block and the sign-in screen cannot be signed off visually until those two are confirmed.</w:t>
       </w:r>
     </w:p>
     <w:p>
@@ -3336,10 +3383,19 @@
         <w:rPr>
           <w:b/>
         </w:rPr>
-        <w:t>Missing asset flagged:</w:t>
+        <w:t>Asset status flagged:</w:t>
       </w:r>
       <w:r>
-        <w:t xml:space="preserve"> the approved brand asset pack and its installed location, with its impact stated in section 3.</w:t>
+        <w:t xml:space="preserve"> the approved brand asset pack is present on </w:t>
+      </w:r>
+      <w:r>
+        <w:rPr>
+          <w:rFonts w:ascii="Consolas" w:hAnsi="Consolas"/>
+        </w:rPr>
+        <w:t>DEV</w:t>
+      </w:r>
+      <w:r>
+        <w:t>; its authoritative copy and install location are unconfirmed, with the impact stated in section 3.</w:t>
       </w:r>
     </w:p>
     <w:p>

--- a/doc/word/05-Mockup-Screen-Curation.docx
+++ b/doc/word/05-Mockup-Screen-Curation.docx
@@ -3059,11 +3059,16 @@
         <w:rPr>
           <w:b/>
         </w:rPr>
-        <w:t>File:</w:t>
+        <w:t>Files</w:t>
       </w:r>
       <w:r>
-        <w:t xml:space="preserve"> </w:t>
+        <w:t>, both self-contained with no external dependency beyond the approved Google Fonts import:</w:t>
       </w:r>
+    </w:p>
+    <w:p>
+      <w:pPr>
+        <w:pStyle w:val="ListBullet"/>
+      </w:pPr>
       <w:r>
         <w:rPr>
           <w:rFonts w:ascii="Consolas" w:hAnsi="Consolas"/>
@@ -3071,7 +3076,26 @@
         <w:t>doc/mockups/semantiq-shell-mockup.html</w:t>
       </w:r>
       <w:r>
-        <w:t xml:space="preserve"> — self-contained, no external dependencies beyond the approved Google Fonts import.</w:t>
+        <w:t xml:space="preserve"> — the authenticated shell and four screens.</w:t>
+      </w:r>
+    </w:p>
+    <w:p>
+      <w:pPr>
+        <w:pStyle w:val="ListBullet"/>
+      </w:pPr>
+      <w:r>
+        <w:rPr>
+          <w:rFonts w:ascii="Consolas" w:hAnsi="Consolas"/>
+        </w:rPr>
+        <w:t>doc/mockups/semantiq-signin-mockup.html</w:t>
+      </w:r>
+      <w:r>
+        <w:t xml:space="preserve"> — the Auth screen, with the **real approved brand assets</w:t>
+      </w:r>
+    </w:p>
+    <w:p>
+      <w:r>
+        <w:t>embedded as data URIs**, both themes, and all six message states switchable.</w:t>
       </w:r>
     </w:p>
     <w:p>

--- a/doc/word/05-Mockup-Screen-Curation.docx
+++ b/doc/word/05-Mockup-Screen-Curation.docx
@@ -90,22 +90,15 @@
         <w:t>Asset status:</w:t>
       </w:r>
       <w:r>
-        <w:t xml:space="preserve"> the approved per-theme wordmark, short mark and favicons are present on branch </w:t>
+        <w:t xml:space="preserve"> the approved per-theme wordmark, short mark and favicons are present on</w:t>
       </w:r>
+    </w:p>
+    <w:p>
       <w:r>
         <w:rPr>
           <w:rFonts w:ascii="Consolas" w:hAnsi="Consolas"/>
         </w:rPr>
-        <w:t>DEV</w:t>
-      </w:r>
-      <w:r>
-        <w:t xml:space="preserve"> at </w:t>
-      </w:r>
-      <w:r>
-        <w:rPr>
-          <w:rFonts w:ascii="Consolas" w:hAnsi="Consolas"/>
-        </w:rPr>
-        <w:t>.claude/skills/ui-ux-design/assets/</w:t>
+        <w:t>doc/design-system/assets/</w:t>
       </w:r>
       <w:r>
         <w:t xml:space="preserve"> (verified). The mockup still renders a marked text placeholder in the brand block, because the authoritative copy and the</w:t>
